--- a/templates/openagreements-cc-by-4.0/openagreements-restrictive-covenant-montana/template.docx
+++ b/templates/openagreements-cc-by-4.0/openagreements-restrictive-covenant-montana/template.docx
@@ -1412,7 +1412,7 @@
         <w:t xml:space="preserve">“Protected Interests”</w:t>
       </w:r>
       <w:r>
-        <w:t xml:space="preserve"> means Employer's legitimate business interests in its Confidential Information and trade secrets, its relationships with specific customers, patients, and referral sources, its workforce stability, and its goodwill. Montana recognizes a firm's legitimate business interest in protecting its client base (Junkermier, Clark, Campanella, Stevens, P.C. v. Alborn, 2020 MT 179), and Employer must be able to prove a real protective interest — recitals about competition in general do no work.</w:t>
+        <w:t xml:space="preserve"> means Employer's legitimate business interests in its Confidential Information and trade secrets, its relationships with specific customers, patients, and referral sources, its workforce stability, and its goodwill, each of which Employer must be able to prove as a real protective interest that ordinary competition alone does not establish.</w:t>
       </w:r>
     </w:p>
     <w:p>
@@ -1525,7 +1525,7 @@
         <w:ind w:left="720"/>
       </w:pPr>
       <w:r>
-        <w:t xml:space="preserve">Employer and Employee acknowledge that Mont. Code Ann. § 28-2-703 makes any contract restraining a lawful profession, trade, or business void except as provided by Mont. Code Ann. §§ 28-2-704 and 28-2-705, and that only a partial restraint — one that leaves Employee a realistic way to continue practicing the trade while regulating a limited client set, territory, time, or fee consequence — is enforceable. Each restrictive covenant in this agreement is intended to be a partial restraint that satisfies Montana's three-part reasonableness test under Dobbins, DeGuire &amp; Tucker, P.C. v. Rutherford, MacDonald &amp; Olson, 708 P.2d 577 (Mont. 1985): each covenant is limited in operation as to time or place, is based on good consideration, and affords reasonable protection for Employer's Protected Interests without imposing an unreasonable burden on Employee or the public. Employer would not provide Employee with access to its Protected Interests absent these covenants, and each covenant is drawn no broader than required to protect a legitimate business interest that Employer must be able to prove on the facts.</w:t>
+        <w:t xml:space="preserve">Each restrictive covenant in this agreement is intended to operate as a partial restraint — one that leaves Employee a realistic way to continue practicing the profession, trade, or business while regulating a limited client set, territory, time, or fee consequence — and not as an absolute prohibition on Employee's trade. Each covenant is limited in operation as to time or place, is based on good consideration, and is drawn to afford reasonable protection for Employer's Protected Interests without imposing an unreasonable burden on Employee or the public. Employer would not provide Employee with access to its Protected Interests absent these covenants, and each covenant is drawn no broader than required to protect a legitimate business interest that Employer must be able to prove on the facts.</w:t>
       </w:r>
     </w:p>
     <w:p>
@@ -1564,7 +1564,7 @@
         <w:t xml:space="preserve">the compensation, access to Confidential Information and trade secrets, and other benefits Employer provides to Employee under this agreement, which the parties agree are given specifically in exchange for the restrictive covenants</w:t>
       </w:r>
       <w:r>
-        <w:t xml:space="preserve">, given specifically in exchange for those covenants and documented at signing; where this agreement is presented as part of pre-employment negotiations, the offer of employment is the consideration. Employee acknowledges that Access Organics, Inc. v. Hernandez, 2008 MT 4, holds that continued employment alone may not be sufficient consideration for a post-hire covenant, and that good consideration is also an element of the reasonableness test itself. Employee acknowledges that the restrictions in this agreement are reasonable and necessary to protect Employer's Protected Interests. This agreement is effective as of the Effective Date listed in Cover Terms.</w:t>
+        <w:t xml:space="preserve">, given specifically in exchange for those covenants and documented at signing; where this agreement is presented as part of pre-employment negotiations, the offer of employment is the consideration. Employee acknowledges that the restrictions in this agreement are reasonable and necessary to protect Employer's Protected Interests. This agreement is effective as of the Effective Date listed in Cover Terms.</w:t>
       </w:r>
     </w:p>
     <w:p>
@@ -1593,7 +1593,7 @@
         <w:ind w:left="720"/>
       </w:pPr>
       <w:r>
-        <w:t xml:space="preserve">Employee must treat all Confidential Information as strictly confidential. Employee must not use or disclose Confidential Information except as required to perform authorized job duties or with Employer's prior written consent. Employee's obligations regarding trade secrets continue in perpetuity for as long as the information remains a trade secret, because both the federal definition and the Montana Uniform Trade Secrets Act key the right to continued secrecy rather than to a contract term. Employee's obligations regarding other Confidential Information continue for the period specified in Cover Terms. Trade secrets are protected under the Montana Uniform Trade Secrets Act, Mont. Code Ann. §§ 30-14-401 to 30-14-403, independently of any covenant in this agreement. This is a distinct promise, sized to a lawful scope on its own, and is intended to stand whether or not any other restraint in this agreement is enforceable.</w:t>
+        <w:t xml:space="preserve">Employee must treat all Confidential Information as strictly confidential. Employee must not use or disclose Confidential Information except as required to perform authorized job duties or with Employer's prior written consent. Employee's obligations regarding trade secrets continue for as long as the information remains a trade secret. Employee's obligations regarding other Confidential Information continue for the period specified in Cover Terms. This is a distinct promise, sized to a lawful scope on its own, and is intended to stand whether or not any other restraint in this agreement is enforceable.</w:t>
       </w:r>
     </w:p>
     <w:p>
@@ -1651,7 +1651,7 @@
         <w:ind w:left="720"/>
       </w:pPr>
       <w:r>
-        <w:t xml:space="preserve">Upon termination of employment, Employee must promptly return to Employer all documents, devices, files, credentials, and other materials containing or relating to Confidential Information. Where permitted, Employee must permanently delete electronic copies of Confidential Information from personal devices and accounts. Employee must certify compliance with this section in writing upon Employer's request. This certification is contemporaneous evidence of what Employee retained and of the reasonable secrecy efforts the trade-secret definition requires Employer to have made.</w:t>
+        <w:t xml:space="preserve">Upon termination of employment, Employee must promptly return to Employer all documents, devices, files, credentials, and other materials containing or relating to Confidential Information. Where permitted, Employee must permanently delete electronic copies of Confidential Information from personal devices and accounts. Employee must certify compliance with this section in writing upon Employer's request. This certification records, as of its date, what Employee retained and what Employee returned or deleted.</w:t>
       </w:r>
     </w:p>
     <w:p>
@@ -1680,7 +1680,7 @@
         <w:ind w:left="720"/>
       </w:pPr>
       <w:r>
-        <w:t xml:space="preserve">During the Restricted Period, Employee must not Solicit, recruit, hire, or attempt to hire any Covered Employee. This restriction does not prohibit Employee from providing a professional reference upon request or from hiring a person who responds to a general advertisement not directed specifically at Employer's employees. Because Mont. Code Ann. § 28-2-703 reaches a contract restraining a business of any kind, this covenant is drawn as a partial restraint limited to colleagues Employee actually worked with or managed and never operates as a hiring ban across Employer's whole workforce. No Montana Supreme Court decision fixes a safe scope for an employee non-solicit, so this covenant rides the Dobbins reasonableness analysis.</w:t>
+        <w:t xml:space="preserve">During the Restricted Period, Employee must not Solicit, recruit, hire, or attempt to hire any Covered Employee. This restriction does not prohibit Employee from providing a professional reference upon request or from hiring a person who responds to a general advertisement not directed specifically at Employer's employees. This covenant is drawn as a partial restraint limited to colleagues Employee actually worked with or managed, and it does not operate as a hiring ban across Employer's whole workforce.</w:t>
       </w:r>
     </w:p>
     <w:p>
@@ -1709,7 +1709,7 @@
         <w:ind w:left="720"/>
       </w:pPr>
       <w:r>
-        <w:t xml:space="preserve">During the Restricted Period, Employee must not Solicit the business of any Covered Customer. This covenant is drawn as a partial restraint modeled on the customer-restraint structure Montana has enforced in Junkermier, Clark, Campanella, Stevens, P.C. v. Alborn, 2016 MT 218: it is keyed to clients Employee actually served and limited to active outreach rather than forbidding all contact. It protects Employer's legitimate business interest in its relationships with specific customers, patients, referral sources, and business partners under Mont. Code Ann. § 28-2-703, and no Montana decision fixes a safe scope, so it is sized to actual served clients and a stated period.</w:t>
+        <w:t xml:space="preserve">During the Restricted Period, Employee must not Solicit the business of any Covered Customer. This covenant is drawn as a partial restraint: it is keyed to clients Employee actually served and limited to active outreach rather than forbidding all contact, and it protects Employer's legitimate business interest in its relationships with specific customers, patients, referral sources, and business partners. It is sized to the clients Employee actually served and to a stated period.</w:t>
       </w:r>
     </w:p>
     <w:p>
@@ -1738,7 +1738,7 @@
         <w:ind w:left="720"/>
       </w:pPr>
       <w:r>
-        <w:t xml:space="preserve">During the Restricted Period, Employee must not accept, service, or do business with any Covered Customer, regardless of whether Employee or the Covered Customer first initiated contact. This restriction is broader than non-solicitation because it applies even if the Covered Customer approaches Employee, and in Montana that breadth matters: the more a clause forbids performing the trade for a market segment, the closer it edges to the absolute-prohibition territory that Mont. Code Ann. § 28-2-703 voids (Montana Mountain Products v. Curl, 2005 MT 102). It is therefore drawn as a deliberate, narrow restraint keyed to a tight class of Covered Customers, and it must leave Employee a realistic way to continue practicing the trade.</w:t>
+        <w:t xml:space="preserve">During the Restricted Period, Employee must not accept, service, or do business with any Covered Customer, regardless of whether Employee or the Covered Customer first initiated contact. This restriction is broader than non-solicitation because it applies even if the Covered Customer approaches Employee. Because forbidding Employee to perform the trade for a market segment edges toward an absolute prohibition, this covenant is drawn as a deliberate, narrow restraint keyed to a tight class of Covered Customers, and it must leave Employee a realistic way to continue practicing the trade.</w:t>
       </w:r>
     </w:p>
     <w:p>
@@ -1767,7 +1767,7 @@
         <w:ind w:left="720"/>
       </w:pPr>
       <w:r>
-        <w:t xml:space="preserve">During the Restricted Period, Employee must not engage in, be employed by, consult for, or have an active ownership interest in any Competitive Business within the Restricted Territory, and, where Specified Competitors are named in Cover Terms, this covenant binds only those named competitors. This covenant is drawn as a partial restraint: it leaves Employee free to practice the profession, trade, or business generally, and the Restricted Territory is limited to the market in which Employee actually provided services so that Employee retains a realistic way to practice. A restraint that functions as an absolute prohibition on Employee's trade in Employee's actual market is void under Mont. Code Ann. § 28-2-703 (Montana Mountain Products v. Curl, 2005 MT 102; Mungas v. Great Falls Clinic, LLP, 2009 MT 426), so this covenant is enforceable only if it satisfies every element of the Dobbins reasonableness test — a limit as to time or place, good consideration, and reasonable protection for Employer without an unreasonable burden on Employee or the public. Passive Public Holdings are permitted. This covenant does not apply to a covered health-care provider to the extent Mont. Code Ann. § 28-2-724 so provides, as stated in the Health-Care Provider Restrictions section.</w:t>
+        <w:t xml:space="preserve">During the Restricted Period, Employee must not engage in, be employed by, consult for, or have an active ownership interest in any Competitive Business within the Restricted Territory, and, where Specified Competitors are named in Cover Terms, this covenant binds only those named competitors. This covenant is drawn as a partial restraint: it leaves Employee free to practice the profession, trade, or business generally, and the Restricted Territory is limited to the market in which Employee actually provided services so that Employee retains a realistic way to practice. It is limited in operation as to time or place, supported by good consideration, and drawn to afford reasonable protection for Employer without an unreasonable burden on Employee or the public. Passive Public Holdings are permitted. This covenant does not apply to a covered health-care provider to the extent Mont. Code Ann. § 28-2-724 so provides, as stated in the Health-Care Provider Restrictions section.</w:t>
       </w:r>
     </w:p>
     <w:p>
@@ -1796,7 +1796,7 @@
         <w:ind w:left="720"/>
       </w:pPr>
       <w:r>
-        <w:t xml:space="preserve">During the Restricted Period, Employee must not acquire or hold any active ownership interest in, serve as a director, officer, manager, or advisor to, or have material economic participation in any Competitive Business. This restriction primarily targets active or material ownership in private competitors. Passive Public Holdings are permitted. Because a restriction that reaches how Employee practices or earns in the trade is itself a restraint under Mont. Code Ann. § 28-2-703, this covenant is drawn as a partial restraint that does not bar Employee from practicing the trade, is subject to the same Dobbins reasonableness analysis as the non-compete, and does not apply to a covered health-care provider to the extent Mont. Code Ann. § 28-2-724 so provides.</w:t>
+        <w:t xml:space="preserve">During the Restricted Period, Employee must not acquire or hold any active ownership interest in, serve as a director, officer, manager, or advisor to, or have material economic participation in any Competitive Business. This restriction primarily targets active or material ownership in private competitors. Passive Public Holdings are permitted. Because a restriction that reaches how Employee practices or earns in the trade is itself a restraint on the trade, this covenant is drawn as a partial restraint that does not bar Employee from practicing the trade, and it does not apply to a covered health-care provider to the extent Mont. Code Ann. § 28-2-724 so provides.</w:t>
       </w:r>
     </w:p>
     <w:p>
@@ -1870,7 +1870,7 @@
         <w:spacing w:before="0" w:after="120" w:line="340" w:lineRule="auto"/>
       </w:pPr>
       <w:r>
-        <w:t xml:space="preserve">Coverage is phased by when the contract was made or renewed. The classes covered before the 2025 amendments are psychologists, social workers, professional counselors, addiction counselors, marriage and family therapists, and behavioral health peer support specialists. House Bill 198 (2025 Mont. Laws ch. 131) added naturopathic physicians, registered professional nurses, advanced practice registered nurses, and physician assistants for contracts made or renewed on or after April 16, 2025. House Bill 620 (2025 Mont. Laws ch. 698) added all physicians licensed under Title 37, chapter 3 for contracts made or renewed on or after January 1, 2026.</w:t>
+        <w:t xml:space="preserve">Coverage is phased by when the contract was made or renewed, and the covered classes are those listed in Mont. Code Ann. § 28-2-724(2) as in effect on that date. The classes covered before the 2025 amendments are psychologists, social workers, professional counselors, addiction counselors, marriage and family therapists, and behavioral health peer support specialists. Naturopathic physicians, registered professional nurses, advanced practice registered nurses, and physician assistants are covered for contracts made or renewed on or after April 16, 2025, and all physicians licensed under Title 37, chapter 3 are covered for contracts made or renewed on or after January 1, 2026.</w:t>
       </w:r>
     </w:p>
     <w:p>
@@ -1883,7 +1883,7 @@
         <w:spacing w:before="0" w:after="120" w:line="340" w:lineRule="auto"/>
       </w:pPr>
       <w:r>
-        <w:t xml:space="preserve">Two statutory exceptions survive under Mont. Code Ann. § 28-2-724(3): a covenant in connection with the sale and purchase of a practice, and, for a physician only, a provision for repayment of money paid or advanced (such as a bona fide loan, relocation cost, signing bonus, or education or tuition expense) that is subject to a payback schedule decreasing over time. The decreasing-payback exception is written for physicians only and is not a drafting pathway for the other covered classes.</w:t>
+        <w:t xml:space="preserve">Two statutory exceptions apply under Mont. Code Ann. § 28-2-724(3): a covenant in connection with the sale and purchase of a practice, and, for a physician only, a provision for repayment of money paid or advanced (such as a bona fide loan, relocation cost, signing bonus, or education or tuition expense) that is subject to a payback schedule decreasing over time.</w:t>
       </w:r>
     </w:p>
     <w:p>
@@ -1902,7 +1902,7 @@
           <w:b/>
           <w:bCs/>
         </w:rPr>
-        <w:t xml:space="preserve">Sale-of-Goodwill and Partnership-Dissolution Exception Covenants (Mont. Code Ann. §§ 28-2-704, 28-2-705)</w:t>
+        <w:t xml:space="preserve">Sale-of-Goodwill and Partnership-Dissolution Exception Covenants</w:t>
       </w:r>
     </w:p>
     <w:p>
@@ -1912,7 +1912,7 @@
         <w:ind w:left="720"/>
       </w:pPr>
       <w:r>
-        <w:t xml:space="preserve">This is an employee restrictive covenant agreement and does not itself invoke Montana's statutory exceptions. Any covenant that instead relies on Mont. Code Ann. § 28-2-704 or § 28-2-705 must rest on an actual qualifying transaction and stay within the statutory geography. Under § 28-2-704, a person who sells the goodwill of a business may agree with the buyer to refrain from carrying on a similar business so long as the buyer or a successor carries on a like business in the described areas, and the permissible areas are a closed menu under § 28-2-704(2): the city where the principal office is located, that county, a city in an adjacent county, an adjacent county, or a combination of those. The exception is substance-tested — a recital does not create a goodwill sale, and it does not apply where no sale of property for pecuniary consideration occurred (Mungas v. Great Falls Clinic, LLP, 2009 MT 426). Under § 28-2-705, partners may agree on dissolution of the partnership that one or more of them will not carry on a similar business within the same § 28-2-704(2) areas. A sale-of-business or dissolution covenant drawn to a statewide or multi-state territory exceeds what the exceptions authorize and falls back to the § 28-2-703 baseline and the partial-restraint analysis.</w:t>
+        <w:t xml:space="preserve">This agreement is an employee restrictive covenant agreement and includes no covenant made in connection with the sale of the goodwill of a business under Mont. Code Ann. § 28-2-704 or the dissolution of a partnership under Mont. Code Ann. § 28-2-705. Any such covenant added to this agreement is limited to the geographic areas Mont. Code Ann. § 28-2-704(2) permits.</w:t>
       </w:r>
     </w:p>
     <w:p>
@@ -1970,7 +1970,7 @@
         <w:ind w:left="720"/>
       </w:pPr>
       <w:r>
-        <w:t xml:space="preserve">For each restrictive covenant, the parties acknowledge that the manner of separation does outcome-level work in Montana. Under Wrigg v. Junkermier, Clark, Campanella, Stevens, P.C., 2011 MT 290, an employer that chooses to end the employment relationship — through a layoff, nonrenewal, or termination without cause — normally lacks a legitimate business interest in enforcing the covenant, unless the employer can prove that Employee used trade secrets, customer relationships, or proprietary information that would provide an unfair advantage. Employee's separation, and who initiated it, must be recorded so this posture is visible on the face of the agreement, and Employer will not seek to enforce a covenant against Employee after an employer-initiated separation except on the conduct-based exception Wrigg recognizes.</w:t>
+        <w:t xml:space="preserve">Employee's separation, and who initiated it, must be recorded so the manner of separation is visible on the face of the agreement. Employer will not seek to enforce a restrictive covenant against Employee after an employer-initiated separation — a layoff, nonrenewal, or termination without cause — unless Employer can prove that Employee used trade secrets, customer relationships, or proprietary information that would provide an unfair advantage.</w:t>
       </w:r>
     </w:p>
     <w:p>
@@ -1999,7 +1999,7 @@
         <w:ind w:left="720"/>
       </w:pPr>
       <w:r>
-        <w:t xml:space="preserve">Employer may disclose the existence and terms of this agreement to any prospective employer or business associate of Employee only where Employer has a reasonable belief that Employee may breach a covenant Employer could actually enforce on the facts of the separation. Employee consents to such disclosure. Employer acknowledges the Wrigg posture: an enforcement notice sent after Employer itself ended the relationship normally runs into the rule that Employer lacks a legitimate interest in enforcement absent the conduct-based exception.</w:t>
+        <w:t xml:space="preserve">Employer may disclose the existence and terms of this agreement to any prospective employer or business associate of Employee only where Employer has a reasonable belief that Employee may breach a covenant Employer could actually enforce on the facts of the separation. Employee consents to such disclosure.</w:t>
       </w:r>
     </w:p>
     <w:p>
@@ -2028,7 +2028,7 @@
         <w:ind w:left="720"/>
       </w:pPr>
       <w:r>
-        <w:t xml:space="preserve">Montana law does not squarely address extending a restricted period for time spent in breach, and any extension is itself part of the restraint that must survive the same time-limit and reasonableness analysis as the covenant it stretches. If a court applies Montana law and permits it, and only to the extent permitted, the Restricted Period for a breached covenant is extended by the duration of the breach, but in no event does this provision allow a restraint to run indefinitely through repeated extensions.</w:t>
+        <w:t xml:space="preserve">If a court applies Montana law and permits an extension, and only to the extent permitted, the Restricted Period for a breached covenant is extended by the duration of the breach. Any such extension is itself part of the restraint and is subject to the same time limit and reasonableness that apply to the covenant it stretches, and in no event does this provision allow a restraint to run indefinitely through repeated extensions.</w:t>
       </w:r>
     </w:p>
     <w:p>
@@ -2057,7 +2057,7 @@
         <w:ind w:left="720"/>
       </w:pPr>
       <w:r>
-        <w:t xml:space="preserve">Employee acknowledges that a breach of this agreement may cause Employer irreparable harm for which money damages would be inadequate, and Employer may seek injunctive or other equitable relief in addition to any other remedies available at law. A recital of irreparable harm does not supply the legitimate interest Employer must prove. Separately, and independently of any covenant, the Montana Uniform Trade Secrets Act authorizes an injunction against actual or threatened misappropriation of trade secrets under Mont. Code Ann. § 30-14-403. If any provision awards attorney fees, that award applies on a mutual, prevailing-party basis; otherwise the American Rule applies.</w:t>
+        <w:t xml:space="preserve">Employee acknowledges that a breach of this agreement may cause Employer irreparable harm for which money damages would be inadequate, and Employer may seek injunctive or other equitable relief in addition to any other remedies available at law. Separately, and independently of any covenant, the Montana Uniform Trade Secrets Act authorizes an injunction against actual or threatened misappropriation of trade secrets under Mont. Code Ann. § 30-14-403. If any provision awards attorney fees, that award applies on a mutual, prevailing-party basis; otherwise the American Rule applies.</w:t>
       </w:r>
     </w:p>
     <w:p>
@@ -2086,7 +2086,7 @@
         <w:ind w:left="720"/>
       </w:pPr>
       <w:r>
-        <w:t xml:space="preserve">Each restrictive covenant in this agreement is a distinct object, sized to a lawful scope at the outset, and is intended to be independently enforceable as written. The parties do not rely on any court to narrow, blue-pencil, or reform an overbroad restraint into a lawful one, because Montana courts construe restrictive covenants strictly and void an overbroad restraint outright rather than rewriting it (Montana Mountain Products v. Curl, 2005 MT 102). The structural protection Montana law supplies is Mont. Code Ann. § 28-2-604: where a contract has several distinct objects, at least one lawful and one unlawful, the contract is void as to the unlawful object and valid as to the rest. The confidentiality, trade-secret, customer, competition, and any repayment provisions are therefore drafted as separate promises so that the lawful promises stand on their own if a restraint fails. If any provision is found unenforceable, the remaining provisions remain in full force and effect.</w:t>
+        <w:t xml:space="preserve">Each restrictive covenant in this agreement is a distinct object, sized to a lawful scope at the outset, and is intended to be independently enforceable as written. The parties do not rely on any court to narrow, blue-pencil, or reform an overbroad restraint into a lawful one. Under Mont. Code Ann. § 28-2-604, where a contract has several distinct objects, at least one lawful and one unlawful, the contract is void as to the unlawful object and valid as to the rest. The confidentiality, trade-secret, customer, competition, and any repayment provisions are therefore drafted as separate promises so that the lawful promises stand on their own if a restraint fails. If any provision is found unenforceable, the remaining provisions remain in full force and effect.</w:t>
       </w:r>
     </w:p>
     <w:p>
@@ -2115,7 +2115,7 @@
         <w:ind w:left="720"/>
       </w:pPr>
       <w:r>
-        <w:t xml:space="preserve">Each restrictive covenant in this agreement survives the termination of Employee's employment for the Restricted Period specified in Cover Terms, and each expires on its own schedule and reads on its own. Obligations under the Confidential Information and Trade Secret Protection section survive indefinitely to the extent they relate to trade secrets. Per-covenant survival carries the distinct-objects principle into the boilerplate, so a restraint that falls does not entangle the lawful promises. All other provisions survive to the extent necessary to enforce rights that arose during employment.</w:t>
+        <w:t xml:space="preserve">Each restrictive covenant in this agreement survives the termination of Employee's employment for the Restricted Period specified in Cover Terms, and each expires on its own schedule and reads on its own. Obligations under the Confidential Information and Trade Secret Protection section survive indefinitely to the extent they relate to trade secrets. Each covenant survives on its own so that a restraint that falls does not entangle the lawful promises. All other provisions survive to the extent necessary to enforce rights that arose during employment.</w:t>
       </w:r>
     </w:p>
     <w:p>
@@ -2173,7 +2173,7 @@
         <w:ind w:left="720"/>
       </w:pPr>
       <w:r>
-        <w:t xml:space="preserve">This agreement is governed by the law listed in Cover Terms. Where Montana law governs, this agreement answers to Mont. Code Ann. § 28-2-703 and the Montana partial-restraint case law from the first line. Disputes will be resolved in the courts of the Governing Law state, subject to non-waivable rights under applicable law.</w:t>
+        <w:t xml:space="preserve">This agreement is governed by the law listed in Cover Terms. Where Montana law governs, this agreement answers to Mont. Code Ann. § 28-2-703 and Montana's partial-restraint framework. Disputes will be resolved in the courts of the Governing Law state, subject to non-waivable rights under applicable law.</w:t>
       </w:r>
     </w:p>
     <w:p>
@@ -2202,7 +2202,7 @@
         <w:ind w:left="720"/>
       </w:pPr>
       <w:r>
-        <w:t xml:space="preserve">This agreement constitutes the entire agreement between the parties regarding its subject matter and supersedes all prior agreements, understandings, and negotiations on this subject. This agreement may be amended only in writing signed by both parties; the parties acknowledge that a renewal or amendment can pull the agreement into the current § 28-2-724 health-care regime by its made-or-renewed date, and that a mid-employment amendment adding or expanding a covenant needs its own independent consideration. A party's failure to enforce any provision does not waive that party's right to enforce it later. This agreement may be executed in counterparts, including by electronic signature, each of which is an original.</w:t>
+        <w:t xml:space="preserve">This agreement constitutes the entire agreement between the parties regarding its subject matter and supersedes all prior agreements, understandings, and negotiations on this subject. This agreement may be amended only in writing signed by both parties, and a mid-employment amendment that adds or expands a restrictive covenant is supported by its own independent consideration. A party's failure to enforce any provision does not waive that party's right to enforce it later. This agreement may be executed in counterparts, including by electronic signature, each of which is an original.</w:t>
       </w:r>
     </w:p>
     <w:p>

--- a/templates/openagreements-cc-by-4.0/openagreements-restrictive-covenant-montana/template.docx
+++ b/templates/openagreements-cc-by-4.0/openagreements-restrictive-covenant-montana/template.docx
@@ -1298,7 +1298,7 @@
         <w:t xml:space="preserve">“Confidential Information”</w:t>
       </w:r>
       <w:r>
-        <w:t xml:space="preserve"> means non-public information relating to Employer's business, including trade secrets, customer lists, pricing, business processes, technical data, and strategic plans, but excluding information that becomes public through no fault of Employee. This definition is kept close to information that is genuinely not public and commercially valuable so that it does not operate as a restraint on Employee's practice of the trade.</w:t>
+        <w:t xml:space="preserve"> means non-public information relating to Employer's business, including trade secrets, customer lists, pricing, business processes, technical data, and strategic plans, but excluding information that becomes public through no fault of Employee.</w:t>
       </w:r>
     </w:p>
     <w:p>
@@ -1412,7 +1412,7 @@
         <w:t xml:space="preserve">“Protected Interests”</w:t>
       </w:r>
       <w:r>
-        <w:t xml:space="preserve"> means Employer's legitimate business interests in its Confidential Information and trade secrets, its relationships with specific customers, patients, and referral sources, its workforce stability, and its goodwill, each of which Employer must be able to prove as a real protective interest that ordinary competition alone does not establish.</w:t>
+        <w:t xml:space="preserve"> means Employer's Protected Interests in its Confidential Information and trade secrets, its relationships with specific customers, patients, and referral sources, its workforce stability, and its goodwill, limited to interests that protect against more than ordinary competition.</w:t>
       </w:r>
     </w:p>
     <w:p>
@@ -1454,7 +1454,7 @@
         <w:t xml:space="preserve">“Restricted Territory”</w:t>
       </w:r>
       <w:r>
-        <w:t xml:space="preserve"> means the geographic area described in Cover Terms under Restricted Territory, tested against the market in which Employee could realistically practice the trade rather than against a nominal map.</w:t>
+        <w:t xml:space="preserve"> means the geographic area described in Cover Terms under Restricted Territory.</w:t>
       </w:r>
     </w:p>
     <w:p>
@@ -1496,7 +1496,7 @@
         <w:t xml:space="preserve">“Trade Secrets”</w:t>
       </w:r>
       <w:r>
-        <w:t xml:space="preserve"> has the meaning given in the Montana Uniform Trade Secrets Act, Mont. Code Ann. § 30-14-402(4): information or computer software that derives independent economic value from not being generally known or readily ascertainable and is the subject of reasonable efforts to maintain its secrecy.</w:t>
+        <w:t xml:space="preserve"> means information or computer software that derives independent economic value from not being generally known or readily ascertainable and is the subject of reasonable efforts to maintain its secrecy.</w:t>
       </w:r>
     </w:p>
     <w:p>
@@ -1525,7 +1525,7 @@
         <w:ind w:left="720"/>
       </w:pPr>
       <w:r>
-        <w:t xml:space="preserve">Each restrictive covenant in this agreement is intended to operate as a partial restraint — one that leaves Employee a realistic way to continue practicing the profession, trade, or business while regulating a limited client set, territory, time, or fee consequence — and not as an absolute prohibition on Employee's trade. Each covenant is limited in operation as to time or place, is based on good consideration, and is drawn to afford reasonable protection for Employer's Protected Interests without imposing an unreasonable burden on Employee or the public. Employer would not provide Employee with access to its Protected Interests absent these covenants, and each covenant is drawn no broader than required to protect a legitimate business interest that Employer must be able to prove on the facts.</w:t>
+        <w:t xml:space="preserve">Employee acknowledges that the covenants protect Employer's Protected Interests and are supported by consideration. Employer would not provide Employee with access to its Protected Interests absent these covenants.</w:t>
       </w:r>
     </w:p>
     <w:p>
@@ -1554,7 +1554,7 @@
         <w:ind w:left="720"/>
       </w:pPr>
       <w:r>
-        <w:t xml:space="preserve">Employee had a reasonable opportunity to consult with an attorney of Employee's choosing before entering into this agreement. The parties agree that this agreement is supported by good and independent consideration, and specifically that it does not rely on continued at-will employment alone. Where this agreement is signed after Employee's employment has begun, the consideration for the restrictive covenants is </w:t>
+        <w:t xml:space="preserve">Employee had a reasonable opportunity to consult with an attorney of Employee's choosing before entering into this agreement. The consideration for the restrictive covenants is </w:t>
       </w:r>
       <w:r>
         <w:rPr>
@@ -1564,7 +1564,7 @@
         <w:t xml:space="preserve">the compensation, access to Confidential Information and trade secrets, and other benefits Employer provides to Employee under this agreement, which the parties agree are given specifically in exchange for the restrictive covenants</w:t>
       </w:r>
       <w:r>
-        <w:t xml:space="preserve">, given specifically in exchange for those covenants and documented at signing; where this agreement is presented as part of pre-employment negotiations, the offer of employment is the consideration. Employee acknowledges that the restrictions in this agreement are reasonable and necessary to protect Employer's Protected Interests. This agreement is effective as of the Effective Date listed in Cover Terms.</w:t>
+        <w:t xml:space="preserve">, given in exchange for those covenants. This agreement is effective as of the Effective Date listed in Cover Terms.</w:t>
       </w:r>
     </w:p>
     <w:p>
@@ -1593,7 +1593,7 @@
         <w:ind w:left="720"/>
       </w:pPr>
       <w:r>
-        <w:t xml:space="preserve">Employee must treat all Confidential Information as strictly confidential. Employee must not use or disclose Confidential Information except as required to perform authorized job duties or with Employer's prior written consent. Employee's obligations regarding trade secrets continue for as long as the information remains a trade secret. Employee's obligations regarding other Confidential Information continue for the period specified in Cover Terms. This is a distinct promise, sized to a lawful scope on its own, and is intended to stand whether or not any other restraint in this agreement is enforceable.</w:t>
+        <w:t xml:space="preserve">Employee must treat all Confidential Information as strictly confidential. Employee must not use or disclose Confidential Information except as required to perform authorized job duties or with Employer's prior written consent. Employee's obligations regarding trade secrets continue for as long as the information remains a trade secret. Employee's obligations regarding other Confidential Information continue for the period specified in Cover Terms.</w:t>
       </w:r>
     </w:p>
     <w:p>
@@ -1680,7 +1680,7 @@
         <w:ind w:left="720"/>
       </w:pPr>
       <w:r>
-        <w:t xml:space="preserve">During the Restricted Period, Employee must not Solicit, recruit, hire, or attempt to hire any Covered Employee. This restriction does not prohibit Employee from providing a professional reference upon request or from hiring a person who responds to a general advertisement not directed specifically at Employer's employees. This covenant is drawn as a partial restraint limited to colleagues Employee actually worked with or managed, and it does not operate as a hiring ban across Employer's whole workforce.</w:t>
+        <w:t xml:space="preserve">During the Restricted Period, Employee must not Solicit, recruit, hire, or attempt to hire any Covered Employee. This restriction does not prohibit Employee from providing a professional reference upon request or from hiring a person who responds to a general advertisement not directed specifically at Employer's employees.</w:t>
       </w:r>
     </w:p>
     <w:p>
@@ -1709,7 +1709,7 @@
         <w:ind w:left="720"/>
       </w:pPr>
       <w:r>
-        <w:t xml:space="preserve">During the Restricted Period, Employee must not Solicit the business of any Covered Customer. This covenant is drawn as a partial restraint: it is keyed to clients Employee actually served and limited to active outreach rather than forbidding all contact, and it protects Employer's legitimate business interest in its relationships with specific customers, patients, referral sources, and business partners. It is sized to the clients Employee actually served and to a stated period.</w:t>
+        <w:t xml:space="preserve">During the Restricted Period, Employee must not Solicit the business of any Covered Customer.</w:t>
       </w:r>
     </w:p>
     <w:p>
@@ -1738,7 +1738,7 @@
         <w:ind w:left="720"/>
       </w:pPr>
       <w:r>
-        <w:t xml:space="preserve">During the Restricted Period, Employee must not accept, service, or do business with any Covered Customer, regardless of whether Employee or the Covered Customer first initiated contact. This restriction is broader than non-solicitation because it applies even if the Covered Customer approaches Employee. Because forbidding Employee to perform the trade for a market segment edges toward an absolute prohibition, this covenant is drawn as a deliberate, narrow restraint keyed to a tight class of Covered Customers, and it must leave Employee a realistic way to continue practicing the trade.</w:t>
+        <w:t xml:space="preserve">During the Restricted Period, Employee must not accept, service, or do business with any Covered Customer, regardless of whether Employee or the Covered Customer first initiated contact.</w:t>
       </w:r>
     </w:p>
     <w:p>
@@ -1767,7 +1767,7 @@
         <w:ind w:left="720"/>
       </w:pPr>
       <w:r>
-        <w:t xml:space="preserve">During the Restricted Period, Employee must not engage in, be employed by, consult for, or have an active ownership interest in any Competitive Business within the Restricted Territory, and, where Specified Competitors are named in Cover Terms, this covenant binds only those named competitors. This covenant is drawn as a partial restraint: it leaves Employee free to practice the profession, trade, or business generally, and the Restricted Territory is limited to the market in which Employee actually provided services so that Employee retains a realistic way to practice. It is limited in operation as to time or place, supported by good consideration, and drawn to afford reasonable protection for Employer without an unreasonable burden on Employee or the public. Passive Public Holdings are permitted. This covenant does not apply to a covered health-care provider to the extent Mont. Code Ann. § 28-2-724 so provides, as stated in the Health-Care Provider Restrictions section.</w:t>
+        <w:t xml:space="preserve">During the Restricted Period, Employee must not engage in, be employed by, consult for, or have an active ownership interest in any Competitive Business within the Restricted Territory. Where Specified Competitors are named in Cover Terms, this covenant binds only those named competitors. Passive Public Holdings are permitted. This covenant does not apply to an Employee covered by the Health-Care Provider Restrictions section.</w:t>
       </w:r>
     </w:p>
     <w:p>
@@ -1796,7 +1796,7 @@
         <w:ind w:left="720"/>
       </w:pPr>
       <w:r>
-        <w:t xml:space="preserve">During the Restricted Period, Employee must not acquire or hold any active ownership interest in, serve as a director, officer, manager, or advisor to, or have material economic participation in any Competitive Business. This restriction primarily targets active or material ownership in private competitors. Passive Public Holdings are permitted. Because a restriction that reaches how Employee practices or earns in the trade is itself a restraint on the trade, this covenant is drawn as a partial restraint that does not bar Employee from practicing the trade, and it does not apply to a covered health-care provider to the extent Mont. Code Ann. § 28-2-724 so provides.</w:t>
+        <w:t xml:space="preserve">During the Restricted Period, Employee must not acquire or hold any active ownership interest in, serve as a director, officer, manager, or advisor to, or have material economic participation in any Competitive Business. This covenant does not apply to an Employee covered by the Health-Care Provider Restrictions section. Passive Public Holdings are permitted.</w:t>
       </w:r>
     </w:p>
     <w:p>
@@ -1844,46 +1844,17 @@
           <w:b/>
           <w:bCs/>
         </w:rPr>
-        <w:t xml:space="preserve">Health-Care Provider Restrictions (Mont. Code Ann. § 28-2-724)</w:t>
-      </w:r>
-    </w:p>
-    <w:p>
-      <w:pPr>
-        <w:pStyle w:val="OABody"/>
-        <w:numPr>
-          <w:ilvl w:val="1"/>
-          <w:numId w:val="1"/>
-        </w:numPr>
+        <w:t xml:space="preserve">Health-Care Provider Restrictions</w:t>
+      </w:r>
+    </w:p>
+    <w:p>
+      <w:pPr>
+        <w:pStyle w:val="OABody"/>
         <w:spacing w:before="0" w:after="120" w:line="340" w:lineRule="auto"/>
-      </w:pPr>
-      <w:r>
-        <w:t xml:space="preserve">If Employee is a health-care provider covered by Mont. Code Ann. § 28-2-724, then, notwithstanding any other provision of this agreement, this agreement does not and may not restrict Employee's right, after the employment, partnership, or other professional relationship ends, to (a) practice or provide services for which Employee is licensed, in any geographic area and for any period; (b) treat, advise, consult with, or establish a provider-patient relationship with any current patient of Employer; or (c) solicit or seek to establish a provider-patient relationship with any such patient. This bar reaches practice restrictions and patient non-solicits alike, so a non-compete recast as a patient non-solicit does not escape it, and any covenant in this agreement is void to that extent against a covered provider.</w:t>
-      </w:r>
-    </w:p>
-    <w:p>
-      <w:pPr>
-        <w:pStyle w:val="OABody"/>
-        <w:numPr>
-          <w:ilvl w:val="1"/>
-          <w:numId w:val="1"/>
-        </w:numPr>
-        <w:spacing w:before="0" w:after="120" w:line="340" w:lineRule="auto"/>
-      </w:pPr>
-      <w:r>
-        <w:t xml:space="preserve">Coverage is phased by when the contract was made or renewed, and the covered classes are those listed in Mont. Code Ann. § 28-2-724(2) as in effect on that date. The classes covered before the 2025 amendments are psychologists, social workers, professional counselors, addiction counselors, marriage and family therapists, and behavioral health peer support specialists. Naturopathic physicians, registered professional nurses, advanced practice registered nurses, and physician assistants are covered for contracts made or renewed on or after April 16, 2025, and all physicians licensed under Title 37, chapter 3 are covered for contracts made or renewed on or after January 1, 2026.</w:t>
-      </w:r>
-    </w:p>
-    <w:p>
-      <w:pPr>
-        <w:pStyle w:val="OABody"/>
-        <w:numPr>
-          <w:ilvl w:val="1"/>
-          <w:numId w:val="1"/>
-        </w:numPr>
-        <w:spacing w:before="0" w:after="120" w:line="340" w:lineRule="auto"/>
-      </w:pPr>
-      <w:r>
-        <w:t xml:space="preserve">Two statutory exceptions apply under Mont. Code Ann. § 28-2-724(3): a covenant in connection with the sale and purchase of a practice, and, for a physician only, a provision for repayment of money paid or advanced (such as a bona fide loan, relocation cost, signing bonus, or education or tuition expense) that is subject to a payback schedule decreasing over time.</w:t>
+        <w:ind w:left="720"/>
+      </w:pPr>
+      <w:r>
+        <w:t xml:space="preserve">If Employee is a psychologist, social worker, professional counselor, addiction counselor, marriage and family therapist, behavioral health peer support specialist, or other covered health-care provider, this agreement does not restrict Employee's right, after the professional relationship ends, to (a) practice or provide licensed services in any geographic area and for any period; (b) treat, advise, consult with, or establish a provider-patient relationship with any current patient of Employer; or (c) solicit or seek to establish a provider-patient relationship with any such patient. This exclusion does not apply to a covenant made in connection with the sale of a practice or, for a physician, a repayment obligation for money paid or advanced under a payback schedule that decreases over time.</w:t>
       </w:r>
     </w:p>
     <w:p>
@@ -1912,7 +1883,7 @@
         <w:ind w:left="720"/>
       </w:pPr>
       <w:r>
-        <w:t xml:space="preserve">This agreement is an employee restrictive covenant agreement and includes no covenant made in connection with the sale of the goodwill of a business under Mont. Code Ann. § 28-2-704 or the dissolution of a partnership under Mont. Code Ann. § 28-2-705. Any such covenant added to this agreement is limited to the geographic areas Mont. Code Ann. § 28-2-704(2) permits.</w:t>
+        <w:t xml:space="preserve">This agreement contains no covenant made in connection with the sale of business goodwill or the dissolution of a partnership.</w:t>
       </w:r>
     </w:p>
     <w:p>
@@ -1970,7 +1941,7 @@
         <w:ind w:left="720"/>
       </w:pPr>
       <w:r>
-        <w:t xml:space="preserve">Employee's separation, and who initiated it, must be recorded so the manner of separation is visible on the face of the agreement. Employer will not seek to enforce a restrictive covenant against Employee after an employer-initiated separation — a layoff, nonrenewal, or termination without cause — unless Employer can prove that Employee used trade secrets, customer relationships, or proprietary information that would provide an unfair advantage.</w:t>
+        <w:t xml:space="preserve">Employer will not seek to enforce a restrictive covenant against Employee after a layoff, nonrenewal, or termination without cause, except in response to Employee's use of Employer's Trade Secrets, customer relationships, or proprietary information.</w:t>
       </w:r>
     </w:p>
     <w:p>
@@ -1999,7 +1970,7 @@
         <w:ind w:left="720"/>
       </w:pPr>
       <w:r>
-        <w:t xml:space="preserve">Employer may disclose the existence and terms of this agreement to any prospective employer or business associate of Employee only where Employer has a reasonable belief that Employee may breach a covenant Employer could actually enforce on the facts of the separation. Employee consents to such disclosure.</w:t>
+        <w:t xml:space="preserve">Employer may disclose obligations then in effect under this agreement to a prospective employer or business associate of Employee if Employer reasonably believes Employee may breach those obligations. Employee consents to such disclosure.</w:t>
       </w:r>
     </w:p>
     <w:p>
@@ -2028,7 +1999,7 @@
         <w:ind w:left="720"/>
       </w:pPr>
       <w:r>
-        <w:t xml:space="preserve">If a court applies Montana law and permits an extension, and only to the extent permitted, the Restricted Period for a breached covenant is extended by the duration of the breach. Any such extension is itself part of the restraint and is subject to the same time limit and reasonableness that apply to the covenant it stretches, and in no event does this provision allow a restraint to run indefinitely through repeated extensions.</w:t>
+        <w:t xml:space="preserve">The Restricted Period for a breached covenant is extended by the duration of the breach, up to a maximum extension equal to the original Restricted Period.</w:t>
       </w:r>
     </w:p>
     <w:p>
@@ -2057,7 +2028,7 @@
         <w:ind w:left="720"/>
       </w:pPr>
       <w:r>
-        <w:t xml:space="preserve">Employee acknowledges that a breach of this agreement may cause Employer irreparable harm for which money damages would be inadequate, and Employer may seek injunctive or other equitable relief in addition to any other remedies available at law. Separately, and independently of any covenant, the Montana Uniform Trade Secrets Act authorizes an injunction against actual or threatened misappropriation of trade secrets under Mont. Code Ann. § 30-14-403. If any provision awards attorney fees, that award applies on a mutual, prevailing-party basis; otherwise the American Rule applies.</w:t>
+        <w:t xml:space="preserve">Employee acknowledges that a breach of this agreement may cause Employer irreparable harm for which money damages would be inadequate, and Employer may seek injunctive or other equitable relief in addition to any other remedies available at law. Any attorney-fee award under this agreement applies on a mutual, prevailing-party basis.</w:t>
       </w:r>
     </w:p>
     <w:p>
@@ -2076,7 +2047,7 @@
           <w:b/>
           <w:bCs/>
         </w:rPr>
-        <w:t xml:space="preserve">Distinct, Severable Promises (No Judicial Reformation)</w:t>
+        <w:t xml:space="preserve">Distinct, Severable Promises</w:t>
       </w:r>
     </w:p>
     <w:p>
@@ -2086,7 +2057,7 @@
         <w:ind w:left="720"/>
       </w:pPr>
       <w:r>
-        <w:t xml:space="preserve">Each restrictive covenant in this agreement is a distinct object, sized to a lawful scope at the outset, and is intended to be independently enforceable as written. The parties do not rely on any court to narrow, blue-pencil, or reform an overbroad restraint into a lawful one. Under Mont. Code Ann. § 28-2-604, where a contract has several distinct objects, at least one lawful and one unlawful, the contract is void as to the unlawful object and valid as to the rest. The confidentiality, trade-secret, customer, competition, and any repayment provisions are therefore drafted as separate promises so that the lawful promises stand on their own if a restraint fails. If any provision is found unenforceable, the remaining provisions remain in full force and effect.</w:t>
+        <w:t xml:space="preserve">Each restrictive covenant in this agreement is a separate obligation. If any provision is found unenforceable, the remaining provisions remain in full force and effect.</w:t>
       </w:r>
     </w:p>
     <w:p>
@@ -2115,7 +2086,7 @@
         <w:ind w:left="720"/>
       </w:pPr>
       <w:r>
-        <w:t xml:space="preserve">Each restrictive covenant in this agreement survives the termination of Employee's employment for the Restricted Period specified in Cover Terms, and each expires on its own schedule and reads on its own. Obligations under the Confidential Information and Trade Secret Protection section survive indefinitely to the extent they relate to trade secrets. Each covenant survives on its own so that a restraint that falls does not entangle the lawful promises. All other provisions survive to the extent necessary to enforce rights that arose during employment.</w:t>
+        <w:t xml:space="preserve">Each restrictive covenant in this agreement survives the termination of Employee's employment for the Restricted Period specified in Cover Terms. Obligations under the Confidential Information and Trade Secret Protection section survive indefinitely to the extent they relate to trade secrets. All other provisions survive to the extent necessary to enforce rights that arose during employment.</w:t>
       </w:r>
     </w:p>
     <w:p>
@@ -2144,7 +2115,7 @@
         <w:ind w:left="720"/>
       </w:pPr>
       <w:r>
-        <w:t xml:space="preserve">Employee may not assign this agreement or any rights or obligations under it. Employer may assign this agreement to any affiliate, successor, or acquirer of all or substantially all of Employer's business or assets. Any assignee enforces subject to the same statute and the same legitimate-interest showing, and a successor that ends Employee's employment itself takes on the employer-initiated-termination posture described above. This agreement is binding on and inures to the benefit of the parties and their respective heirs, successors, and permitted assigns.</w:t>
+        <w:t xml:space="preserve">Employee may not assign this agreement or any rights or obligations under it. Employer may assign this agreement to any affiliate, successor, or acquirer of all or substantially all of Employer's business or assets. Any assignee or successor takes this agreement subject to all limitations and conditions applicable to Employer and acquires no greater rights than Employer holds under it. This agreement is binding on and inures to the benefit of the parties and their respective heirs, successors, and permitted assigns.</w:t>
       </w:r>
     </w:p>
     <w:p>
@@ -2173,7 +2144,7 @@
         <w:ind w:left="720"/>
       </w:pPr>
       <w:r>
-        <w:t xml:space="preserve">This agreement is governed by the law listed in Cover Terms. Where Montana law governs, this agreement answers to Mont. Code Ann. § 28-2-703 and Montana's partial-restraint framework. Disputes will be resolved in the courts of the Governing Law state, subject to non-waivable rights under applicable law.</w:t>
+        <w:t xml:space="preserve">This agreement is governed by the law listed in Cover Terms. Disputes will be resolved in the courts of the Governing Law state, subject to non-waivable rights under applicable law.</w:t>
       </w:r>
     </w:p>
     <w:p>

--- a/templates/openagreements-cc-by-4.0/openagreements-restrictive-covenant-montana/template.docx
+++ b/templates/openagreements-cc-by-4.0/openagreements-restrictive-covenant-montana/template.docx
@@ -2086,7 +2086,7 @@
         <w:ind w:left="720"/>
       </w:pPr>
       <w:r>
-        <w:t xml:space="preserve">Each restrictive covenant in this agreement survives the termination of Employee's employment for the Restricted Period specified in Cover Terms. Obligations under the Confidential Information and Trade Secret Protection section survive indefinitely to the extent they relate to trade secrets. All other provisions survive to the extent necessary to enforce rights that arose during employment.</w:t>
+        <w:t xml:space="preserve">Each restrictive covenant in this agreement survives the termination of Employee's employment for the Restricted Period specified in Cover Terms. Obligations under the Confidential Information and Trade Secret Protection section survive for the Trade Secrets Duration specified in Cover Terms to the extent they relate to trade secrets, and for the Other Confidential Information Duration specified in Cover Terms for other Confidential Information. All other provisions survive to the extent necessary to enforce rights that arose during employment.</w:t>
       </w:r>
     </w:p>
     <w:p>

--- a/templates/openagreements-cc-by-4.0/openagreements-restrictive-covenant-montana/template.docx
+++ b/templates/openagreements-cc-by-4.0/openagreements-restrictive-covenant-montana/template.docx
@@ -3231,169 +3231,79 @@
 
 <file path=word/header1.xml><?xml version="1.0" encoding="utf-8"?>
 <w:hdr xmlns:w="http://schemas.openxmlformats.org/wordprocessingml/2006/main" xmlns:r="http://schemas.openxmlformats.org/officeDocument/2006/relationships">
-  <w:tbl>
-    <w:tblPr>
-      <w:tblW w:w="10080" w:type="dxa"/>
-      <w:tblBorders>
-        <w:top w:val="none" w:sz="0" w:space="0" w:color="auto"/>
-        <w:left w:val="none" w:sz="0" w:space="0" w:color="auto"/>
+  <w:p>
+    <w:pPr>
+      <w:pBdr>
         <w:bottom w:val="single" w:sz="8" w:space="0" w:color="107087"/>
-        <w:right w:val="none" w:sz="0" w:space="0" w:color="auto"/>
-        <w:insideH w:val="none" w:sz="0" w:space="0" w:color="auto"/>
-        <w:insideV w:val="none" w:sz="0" w:space="0" w:color="auto"/>
-      </w:tblBorders>
-      <w:tblLayout w:type="fixed"/>
-    </w:tblPr>
-    <w:tblGrid>
-      <w:gridCol w:w="10080"/>
-    </w:tblGrid>
-    <w:tr>
-      <w:tc>
-        <w:tcPr>
-          <w:tcW w:w="10080" w:type="dxa"/>
-          <w:tcBorders>
-            <w:bottom w:val="single" w:sz="8" w:space="0" w:color="107087"/>
-          </w:tcBorders>
-          <w:tcMar>
-            <w:top w:w="0" w:type="dxa"/>
-            <w:left w:w="0" w:type="dxa"/>
-            <w:bottom w:w="40" w:type="dxa"/>
-            <w:right w:w="0" w:type="dxa"/>
-          </w:tcMar>
-        </w:tcPr>
-        <w:p>
-          <w:pPr>
-            <w:spacing w:after="0"/>
-            <w:jc w:val="right"/>
-          </w:pPr>
-          <w:r>
-            <w:rPr>
-              <w:rFonts w:ascii="Arial" w:hAnsi="Arial" w:cs="Arial"/>
-              <w:b/>
-              <w:bCs/>
-              <w:caps/>
-              <w:color w:val="107087"/>
-              <w:sz w:val="18"/>
-              <w:szCs w:val="18"/>
-            </w:rPr>
-            <w:t xml:space="preserve">Cover Terms</w:t>
-          </w:r>
-        </w:p>
-      </w:tc>
-    </w:tr>
-  </w:tbl>
+      </w:pBdr>
+      <w:spacing w:after="0"/>
+      <w:jc w:val="right"/>
+    </w:pPr>
+    <w:r>
+      <w:rPr>
+        <w:rFonts w:ascii="Arial" w:hAnsi="Arial" w:cs="Arial"/>
+        <w:b/>
+        <w:bCs/>
+        <w:caps/>
+        <w:color w:val="107087"/>
+        <w:sz w:val="18"/>
+        <w:szCs w:val="18"/>
+      </w:rPr>
+      <w:t xml:space="preserve">Cover Terms</w:t>
+    </w:r>
+  </w:p>
 </w:hdr>
 </file>
 
 <file path=word/header2.xml><?xml version="1.0" encoding="utf-8"?>
 <w:hdr xmlns:w="http://schemas.openxmlformats.org/wordprocessingml/2006/main" xmlns:r="http://schemas.openxmlformats.org/officeDocument/2006/relationships">
-  <w:tbl>
-    <w:tblPr>
-      <w:tblW w:w="10080" w:type="dxa"/>
-      <w:tblBorders>
-        <w:top w:val="none" w:sz="0" w:space="0" w:color="auto"/>
-        <w:left w:val="none" w:sz="0" w:space="0" w:color="auto"/>
+  <w:p>
+    <w:pPr>
+      <w:pBdr>
         <w:bottom w:val="single" w:sz="8" w:space="0" w:color="107087"/>
-        <w:right w:val="none" w:sz="0" w:space="0" w:color="auto"/>
-        <w:insideH w:val="none" w:sz="0" w:space="0" w:color="auto"/>
-        <w:insideV w:val="none" w:sz="0" w:space="0" w:color="auto"/>
-      </w:tblBorders>
-      <w:tblLayout w:type="fixed"/>
-    </w:tblPr>
-    <w:tblGrid>
-      <w:gridCol w:w="10080"/>
-    </w:tblGrid>
-    <w:tr>
-      <w:tc>
-        <w:tcPr>
-          <w:tcW w:w="10080" w:type="dxa"/>
-          <w:tcBorders>
-            <w:bottom w:val="single" w:sz="8" w:space="0" w:color="107087"/>
-          </w:tcBorders>
-          <w:tcMar>
-            <w:top w:w="0" w:type="dxa"/>
-            <w:left w:w="0" w:type="dxa"/>
-            <w:bottom w:w="40" w:type="dxa"/>
-            <w:right w:w="0" w:type="dxa"/>
-          </w:tcMar>
-        </w:tcPr>
-        <w:p>
-          <w:pPr>
-            <w:spacing w:after="0"/>
-            <w:jc w:val="right"/>
-          </w:pPr>
-          <w:r>
-            <w:rPr>
-              <w:rFonts w:ascii="Arial" w:hAnsi="Arial" w:cs="Arial"/>
-              <w:b/>
-              <w:bCs/>
-              <w:caps/>
-              <w:color w:val="107087"/>
-              <w:sz w:val="18"/>
-              <w:szCs w:val="18"/>
-            </w:rPr>
-            <w:t xml:space="preserve">Standard Terms</w:t>
-          </w:r>
-        </w:p>
-      </w:tc>
-    </w:tr>
-  </w:tbl>
+      </w:pBdr>
+      <w:spacing w:after="0"/>
+      <w:jc w:val="right"/>
+    </w:pPr>
+    <w:r>
+      <w:rPr>
+        <w:rFonts w:ascii="Arial" w:hAnsi="Arial" w:cs="Arial"/>
+        <w:b/>
+        <w:bCs/>
+        <w:caps/>
+        <w:color w:val="107087"/>
+        <w:sz w:val="18"/>
+        <w:szCs w:val="18"/>
+      </w:rPr>
+      <w:t xml:space="preserve">Standard Terms</w:t>
+    </w:r>
+  </w:p>
 </w:hdr>
 </file>
 
 <file path=word/header3.xml><?xml version="1.0" encoding="utf-8"?>
 <w:hdr xmlns:w="http://schemas.openxmlformats.org/wordprocessingml/2006/main" xmlns:r="http://schemas.openxmlformats.org/officeDocument/2006/relationships">
-  <w:tbl>
-    <w:tblPr>
-      <w:tblW w:w="10080" w:type="dxa"/>
-      <w:tblBorders>
-        <w:top w:val="none" w:sz="0" w:space="0" w:color="auto"/>
-        <w:left w:val="none" w:sz="0" w:space="0" w:color="auto"/>
+  <w:p>
+    <w:pPr>
+      <w:pBdr>
         <w:bottom w:val="single" w:sz="8" w:space="0" w:color="107087"/>
-        <w:right w:val="none" w:sz="0" w:space="0" w:color="auto"/>
-        <w:insideH w:val="none" w:sz="0" w:space="0" w:color="auto"/>
-        <w:insideV w:val="none" w:sz="0" w:space="0" w:color="auto"/>
-      </w:tblBorders>
-      <w:tblLayout w:type="fixed"/>
-    </w:tblPr>
-    <w:tblGrid>
-      <w:gridCol w:w="10080"/>
-    </w:tblGrid>
-    <w:tr>
-      <w:tc>
-        <w:tcPr>
-          <w:tcW w:w="10080" w:type="dxa"/>
-          <w:tcBorders>
-            <w:bottom w:val="single" w:sz="8" w:space="0" w:color="107087"/>
-          </w:tcBorders>
-          <w:tcMar>
-            <w:top w:w="0" w:type="dxa"/>
-            <w:left w:w="0" w:type="dxa"/>
-            <w:bottom w:w="40" w:type="dxa"/>
-            <w:right w:w="0" w:type="dxa"/>
-          </w:tcMar>
-        </w:tcPr>
-        <w:p>
-          <w:pPr>
-            <w:spacing w:after="0"/>
-            <w:jc w:val="right"/>
-          </w:pPr>
-          <w:r>
-            <w:rPr>
-              <w:rFonts w:ascii="Arial" w:hAnsi="Arial" w:cs="Arial"/>
-              <w:b/>
-              <w:bCs/>
-              <w:caps/>
-              <w:color w:val="107087"/>
-              <w:sz w:val="18"/>
-              <w:szCs w:val="18"/>
-            </w:rPr>
-            <w:t xml:space="preserve">Signature Page</w:t>
-          </w:r>
-        </w:p>
-      </w:tc>
-    </w:tr>
-  </w:tbl>
+      </w:pBdr>
+      <w:spacing w:after="0"/>
+      <w:jc w:val="right"/>
+    </w:pPr>
+    <w:r>
+      <w:rPr>
+        <w:rFonts w:ascii="Arial" w:hAnsi="Arial" w:cs="Arial"/>
+        <w:b/>
+        <w:bCs/>
+        <w:caps/>
+        <w:color w:val="107087"/>
+        <w:sz w:val="18"/>
+        <w:szCs w:val="18"/>
+      </w:rPr>
+      <w:t xml:space="preserve">Signature Page</w:t>
+    </w:r>
+  </w:p>
 </w:hdr>
 </file>
 

--- a/templates/openagreements-cc-by-4.0/openagreements-restrictive-covenant-montana/template.docx
+++ b/templates/openagreements-cc-by-4.0/openagreements-restrictive-covenant-montana/template.docx
@@ -337,7 +337,7 @@
                 <w:rFonts w:ascii="Arial" w:hAnsi="Arial" w:cs="Arial"/>
                 <w:i/>
                 <w:iCs/>
-                <w:color w:val="494A4B"/>
+                <w:color w:val="1D2021"/>
                 <w:sz w:val="21"/>
                 <w:szCs w:val="21"/>
               </w:rPr>
@@ -361,7 +361,7 @@
                 <w:rFonts w:ascii="Arial" w:hAnsi="Arial" w:cs="Arial"/>
                 <w:i/>
                 <w:iCs/>
-                <w:color w:val="494A4B"/>
+                <w:color w:val="1D2021"/>
                 <w:sz w:val="21"/>
                 <w:szCs w:val="21"/>
               </w:rPr>
@@ -387,7 +387,7 @@
                 <w:rFonts w:ascii="Arial" w:hAnsi="Arial" w:cs="Arial"/>
                 <w:i/>
                 <w:iCs/>
-                <w:color w:val="494A4B"/>
+                <w:color w:val="1D2021"/>
                 <w:sz w:val="21"/>
                 <w:szCs w:val="21"/>
               </w:rPr>
@@ -411,7 +411,7 @@
                 <w:rFonts w:ascii="Arial" w:hAnsi="Arial" w:cs="Arial"/>
                 <w:i/>
                 <w:iCs/>
-                <w:color w:val="494A4B"/>
+                <w:color w:val="1D2021"/>
                 <w:sz w:val="21"/>
                 <w:szCs w:val="21"/>
               </w:rPr>
@@ -465,7 +465,7 @@
                 <w:rFonts w:ascii="Arial" w:hAnsi="Arial" w:cs="Arial"/>
                 <w:i/>
                 <w:iCs/>
-                <w:color w:val="494A4B"/>
+                <w:color w:val="1D2021"/>
                 <w:sz w:val="21"/>
                 <w:szCs w:val="21"/>
               </w:rPr>
@@ -489,7 +489,7 @@
                 <w:rFonts w:ascii="Arial" w:hAnsi="Arial" w:cs="Arial"/>
                 <w:i/>
                 <w:iCs/>
-                <w:color w:val="494A4B"/>
+                <w:color w:val="1D2021"/>
                 <w:sz w:val="21"/>
                 <w:szCs w:val="21"/>
               </w:rPr>
@@ -515,7 +515,7 @@
                 <w:rFonts w:ascii="Arial" w:hAnsi="Arial" w:cs="Arial"/>
                 <w:i/>
                 <w:iCs/>
-                <w:color w:val="494A4B"/>
+                <w:color w:val="1D2021"/>
                 <w:sz w:val="21"/>
                 <w:szCs w:val="21"/>
               </w:rPr>
@@ -539,7 +539,7 @@
                 <w:rFonts w:ascii="Arial" w:hAnsi="Arial" w:cs="Arial"/>
                 <w:i/>
                 <w:iCs/>
-                <w:color w:val="494A4B"/>
+                <w:color w:val="1D2021"/>
                 <w:sz w:val="21"/>
                 <w:szCs w:val="21"/>
               </w:rPr>
@@ -593,7 +593,7 @@
                 <w:rFonts w:ascii="Arial" w:hAnsi="Arial" w:cs="Arial"/>
                 <w:i/>
                 <w:iCs/>
-                <w:color w:val="494A4B"/>
+                <w:color w:val="1D2021"/>
                 <w:sz w:val="21"/>
                 <w:szCs w:val="21"/>
               </w:rPr>
@@ -617,7 +617,7 @@
                 <w:rFonts w:ascii="Arial" w:hAnsi="Arial" w:cs="Arial"/>
                 <w:i/>
                 <w:iCs/>
-                <w:color w:val="494A4B"/>
+                <w:color w:val="1D2021"/>
                 <w:sz w:val="21"/>
                 <w:szCs w:val="21"/>
               </w:rPr>
@@ -643,7 +643,7 @@
                 <w:rFonts w:ascii="Arial" w:hAnsi="Arial" w:cs="Arial"/>
                 <w:i/>
                 <w:iCs/>
-                <w:color w:val="494A4B"/>
+                <w:color w:val="1D2021"/>
                 <w:sz w:val="21"/>
                 <w:szCs w:val="21"/>
               </w:rPr>
@@ -667,7 +667,7 @@
                 <w:rFonts w:ascii="Arial" w:hAnsi="Arial" w:cs="Arial"/>
                 <w:i/>
                 <w:iCs/>
-                <w:color w:val="494A4B"/>
+                <w:color w:val="1D2021"/>
                 <w:sz w:val="21"/>
                 <w:szCs w:val="21"/>
               </w:rPr>
@@ -721,7 +721,7 @@
                 <w:rFonts w:ascii="Arial" w:hAnsi="Arial" w:cs="Arial"/>
                 <w:i/>
                 <w:iCs/>
-                <w:color w:val="494A4B"/>
+                <w:color w:val="1D2021"/>
                 <w:sz w:val="21"/>
                 <w:szCs w:val="21"/>
               </w:rPr>
@@ -745,7 +745,7 @@
                 <w:rFonts w:ascii="Arial" w:hAnsi="Arial" w:cs="Arial"/>
                 <w:i/>
                 <w:iCs/>
-                <w:color w:val="494A4B"/>
+                <w:color w:val="1D2021"/>
                 <w:sz w:val="21"/>
                 <w:szCs w:val="21"/>
               </w:rPr>
@@ -771,7 +771,7 @@
                 <w:rFonts w:ascii="Arial" w:hAnsi="Arial" w:cs="Arial"/>
                 <w:i/>
                 <w:iCs/>
-                <w:color w:val="494A4B"/>
+                <w:color w:val="1D2021"/>
                 <w:sz w:val="21"/>
                 <w:szCs w:val="21"/>
               </w:rPr>
@@ -795,7 +795,7 @@
                 <w:rFonts w:ascii="Arial" w:hAnsi="Arial" w:cs="Arial"/>
                 <w:i/>
                 <w:iCs/>
-                <w:color w:val="494A4B"/>
+                <w:color w:val="1D2021"/>
                 <w:sz w:val="21"/>
                 <w:szCs w:val="21"/>
               </w:rPr>
@@ -821,7 +821,7 @@
                 <w:rFonts w:ascii="Arial" w:hAnsi="Arial" w:cs="Arial"/>
                 <w:i/>
                 <w:iCs/>
-                <w:color w:val="494A4B"/>
+                <w:color w:val="1D2021"/>
                 <w:sz w:val="21"/>
                 <w:szCs w:val="21"/>
               </w:rPr>
@@ -847,7 +847,7 @@
                 <w:bCs/>
                 <w:i/>
                 <w:iCs/>
-                <w:color w:val="494A4B"/>
+                <w:color w:val="1D2021"/>
                 <w:sz w:val="21"/>
                 <w:szCs w:val="21"/>
                 <w:highlight w:val="yellow"/>
@@ -874,7 +874,7 @@
                 <w:rFonts w:ascii="Arial" w:hAnsi="Arial" w:cs="Arial"/>
                 <w:i/>
                 <w:iCs/>
-                <w:color w:val="494A4B"/>
+                <w:color w:val="1D2021"/>
                 <w:sz w:val="21"/>
                 <w:szCs w:val="21"/>
               </w:rPr>
@@ -898,7 +898,7 @@
                 <w:rFonts w:ascii="Arial" w:hAnsi="Arial" w:cs="Arial"/>
                 <w:i/>
                 <w:iCs/>
-                <w:color w:val="494A4B"/>
+                <w:color w:val="1D2021"/>
                 <w:sz w:val="21"/>
                 <w:szCs w:val="21"/>
               </w:rPr>
@@ -952,7 +952,7 @@
                 <w:rFonts w:ascii="Arial" w:hAnsi="Arial" w:cs="Arial"/>
                 <w:i/>
                 <w:iCs/>
-                <w:color w:val="494A4B"/>
+                <w:color w:val="1D2021"/>
                 <w:sz w:val="21"/>
                 <w:szCs w:val="21"/>
               </w:rPr>
@@ -976,7 +976,7 @@
                 <w:rFonts w:ascii="Arial" w:hAnsi="Arial" w:cs="Arial"/>
                 <w:i/>
                 <w:iCs/>
-                <w:color w:val="494A4B"/>
+                <w:color w:val="1D2021"/>
                 <w:sz w:val="21"/>
                 <w:szCs w:val="21"/>
               </w:rPr>
@@ -1030,7 +1030,7 @@
                 <w:rFonts w:ascii="Arial" w:hAnsi="Arial" w:cs="Arial"/>
                 <w:i/>
                 <w:iCs/>
-                <w:color w:val="494A4B"/>
+                <w:color w:val="1D2021"/>
                 <w:sz w:val="21"/>
                 <w:szCs w:val="21"/>
               </w:rPr>
@@ -1054,7 +1054,7 @@
                 <w:rFonts w:ascii="Arial" w:hAnsi="Arial" w:cs="Arial"/>
                 <w:i/>
                 <w:iCs/>
-                <w:color w:val="494A4B"/>
+                <w:color w:val="1D2021"/>
                 <w:sz w:val="21"/>
                 <w:szCs w:val="21"/>
               </w:rPr>
@@ -1108,7 +1108,7 @@
                 <w:rFonts w:ascii="Arial" w:hAnsi="Arial" w:cs="Arial"/>
                 <w:i/>
                 <w:iCs/>
-                <w:color w:val="494A4B"/>
+                <w:color w:val="1D2021"/>
                 <w:sz w:val="21"/>
                 <w:szCs w:val="21"/>
               </w:rPr>
@@ -1132,7 +1132,7 @@
                 <w:rFonts w:ascii="Arial" w:hAnsi="Arial" w:cs="Arial"/>
                 <w:i/>
                 <w:iCs/>
-                <w:color w:val="494A4B"/>
+                <w:color w:val="1D2021"/>
                 <w:sz w:val="21"/>
                 <w:szCs w:val="21"/>
               </w:rPr>
@@ -1186,7 +1186,7 @@
                 <w:rFonts w:ascii="Arial" w:hAnsi="Arial" w:cs="Arial"/>
                 <w:i/>
                 <w:iCs/>
-                <w:color w:val="494A4B"/>
+                <w:color w:val="1D2021"/>
                 <w:sz w:val="21"/>
                 <w:szCs w:val="21"/>
               </w:rPr>
@@ -1210,7 +1210,7 @@
                 <w:rFonts w:ascii="Arial" w:hAnsi="Arial" w:cs="Arial"/>
                 <w:i/>
                 <w:iCs/>
-                <w:color w:val="494A4B"/>
+                <w:color w:val="1D2021"/>
                 <w:sz w:val="21"/>
                 <w:szCs w:val="21"/>
               </w:rPr>

--- a/templates/openagreements-cc-by-4.0/openagreements-restrictive-covenant-montana/template.docx
+++ b/templates/openagreements-cc-by-4.0/openagreements-restrictive-covenant-montana/template.docx
@@ -1277,7 +1277,7 @@
         <w:t xml:space="preserve">“Competitive Business”</w:t>
       </w:r>
       <w:r>
-        <w:t xml:space="preserve"> means the business activities described in Cover Terms under Competitive Business.</w:t>
+        <w:t xml:space="preserve"> means a person or entity that engages in the business activities described in Cover Terms under Competitive Business.</w:t>
       </w:r>
     </w:p>
     <w:p>
